--- a/docs/irb/submission/Participant_Questionnaires_DRAFT.docx
+++ b/docs/irb/submission/Participant_Questionnaires_DRAFT.docx
@@ -136,7 +136,7 @@
           <w:rFonts w:ascii="Arial" w:hAnsi="Arial"/>
           <w:b/>
         </w:rPr>
-        <w:t>Gaze-Contingent AI Assistance and Self-Similar Voice in Mixed Reality Visual Search</w:t>
+        <w:t>Follow My Voice: Gaze-Contingent XR Search with a Self-Similar Agent</w:t>
       </w:r>
     </w:p>
     <w:p>
@@ -1067,6 +1067,67 @@
       </w:r>
     </w:p>
     <w:p>
+      <w:pPr>
+        <w:spacing w:after="40"/>
+        <w:ind w:left="360" w:hanging="259"/>
+      </w:pPr>
+      <w:r>
+        <w:rPr>
+          <w:rFonts w:ascii="Arial" w:hAnsi="Arial"/>
+          <w:b w:val="0"/>
+        </w:rPr>
+        <w:t>11. The speaking voice sounded natural.  1 2 3 4 5 6 7</w:t>
+      </w:r>
+    </w:p>
+    <w:p>
+      <w:pPr>
+        <w:spacing w:after="40"/>
+        <w:ind w:left="360" w:hanging="259"/>
+      </w:pPr>
+      <w:r>
+        <w:rPr>
+          <w:rFonts w:ascii="Arial" w:hAnsi="Arial"/>
+          <w:b w:val="0"/>
+        </w:rPr>
+        <w:t>12. The hints helped me identify the correct general direction.  1 2 3 4 5 6 7</w:t>
+      </w:r>
+    </w:p>
+    <w:p>
+      <w:pPr>
+        <w:spacing w:after="40"/>
+        <w:ind w:left="360" w:hanging="259"/>
+      </w:pPr>
+      <w:r>
+        <w:rPr>
+          <w:rFonts w:ascii="Arial" w:hAnsi="Arial"/>
+          <w:b w:val="0"/>
+        </w:rPr>
+        <w:t>13. The closer/farther feedback helped me narrow down the target location.  1 2 3 4 5 6 7</w:t>
+      </w:r>
+    </w:p>
+    <w:p>
+      <w:pPr>
+        <w:spacing w:after="40"/>
+        <w:ind w:left="360" w:hanging="259"/>
+      </w:pPr>
+      <w:r>
+        <w:rPr>
+          <w:rFonts w:ascii="Arial" w:hAnsi="Arial"/>
+          <w:b w:val="0"/>
+        </w:rPr>
+        <w:t>14. I relied on the spoken hints when deciding where to search next.  1 2 3 4 5 6 7</w:t>
+      </w:r>
+    </w:p>
+    <w:p>
+      <w:r>
+        <w:rPr>
+          <w:rFonts w:ascii="Arial" w:hAnsi="Arial"/>
+          <w:b w:val="0"/>
+        </w:rPr>
+        <w:t>Items 1–14 are study-created manipulation, experience, and mechanism checks unless a cited validated scale is adopted before submission; they must not be reported as a single validated score without supporting evidence.</w:t>
+      </w:r>
+    </w:p>
+    <w:p>
       <w:r>
         <w:rPr>
           <w:rFonts w:ascii="Arial" w:hAnsi="Arial"/>
@@ -1219,7 +1280,7 @@
           <w:rFonts w:ascii="Arial" w:hAnsi="Arial"/>
           <w:b w:val="0"/>
         </w:rPr>
-        <w:t>6. Did any hint reveal information you had not expected the system to infer from your gaze? ____________________</w:t>
+        <w:t>6. When the assistant gave directional guidance and then closer/farther feedback, which stage was more useful, and why? ____________________</w:t>
       </w:r>
     </w:p>
     <w:p>
@@ -1232,7 +1293,7 @@
           <w:rFonts w:ascii="Arial" w:hAnsi="Arial"/>
           <w:b w:val="0"/>
         </w:rPr>
-        <w:t>7. Did hearing your self-similar voice create any concern about privacy or misuse? ____________________</w:t>
+        <w:t>7. Did any hint reveal information you had not expected the system to infer from your gaze? ____________________</w:t>
       </w:r>
     </w:p>
     <w:p>
@@ -1245,12 +1306,20 @@
           <w:rFonts w:ascii="Arial" w:hAnsi="Arial"/>
           <w:b w:val="0"/>
         </w:rPr>
-        <w:t>8. What would you change about the hints, voice, or task? ____________________</w:t>
+        <w:t>8. Did hearing your self-similar voice create any concern about misuse or about how the voice was created? ____________________</w:t>
       </w:r>
     </w:p>
     <w:p>
+      <w:pPr>
+        <w:spacing w:after="40"/>
+        <w:ind w:left="360" w:hanging="259"/>
+      </w:pPr>
       <w:r>
-        <w:br w:type="page"/>
+        <w:rPr>
+          <w:rFonts w:ascii="Arial" w:hAnsi="Arial"/>
+          <w:b w:val="0"/>
+        </w:rPr>
+        <w:t>9. What would you change about the hints, voice, or task? ____________________</w:t>
       </w:r>
     </w:p>
     <w:p>

--- a/docs/irb/submission/Participant_Questionnaires_DRAFT.docx
+++ b/docs/irb/submission/Participant_Questionnaires_DRAFT.docx
@@ -91,7 +91,7 @@
         </w:rPr>
         <w:t>DRAFT — NOT FOR SUBMISSION OR PARTICIPANT USE</w:t>
         <w:br/>
-        <w:t>Resolve all OPEN DECISION items and obtain UCF approval before use.</w:t>
+        <w:t>Complete all ADMINISTRATIVE INPUT and INSTITUTIONAL CONFIRMATION items, verify implementation, and obtain UCF approval before use.</w:t>
       </w:r>
     </w:p>
     <w:p>
@@ -113,14 +113,14 @@
           <w:rFonts w:ascii="Arial" w:hAnsi="Arial"/>
           <w:b/>
         </w:rPr>
-        <w:t>Protocol proposal:</w:t>
+        <w:t>Current protocol decision:</w:t>
       </w:r>
       <w:r>
         <w:rPr>
           <w:rFonts w:ascii="Arial" w:hAnsi="Arial"/>
           <w:b w:val="0"/>
         </w:rPr>
-        <w:t xml:space="preserve"> These instruments and administration times are proposed. Finalize the open instrument decisions and obtain UCF approval before participant use.</w:t>
+        <w:t xml:space="preserve"> These instruments and administration times are frozen for the initial submission. Obtain UCF approval before participant use.</w:t>
       </w:r>
     </w:p>
     <w:p>
@@ -170,16 +170,16 @@
           <w:rFonts w:ascii="Arial" w:hAnsi="Arial"/>
           <w:b w:val="0"/>
         </w:rPr>
-        <w:t xml:space="preserve">1. Age in years: ______  </w:t>
+        <w:t>1. Age range:</w:t>
       </w:r>
+    </w:p>
+    <w:p>
       <w:r>
         <w:rPr>
           <w:rFonts w:ascii="Arial" w:hAnsi="Arial"/>
-          <w:b/>
-          <w:color w:val="9C0006"/>
-          <w:highlight w:val="yellow"/>
+          <w:b w:val="0"/>
         </w:rPr>
-        <w:t>[OPEN DECISION: exact age versus age bands.]</w:t>
+        <w:t>☐ 18–24 ☐ 25–34 ☐ 35–44 ☐ 45–54 ☐ 55–64 ☐ 65+ ☐ Prefer not to answer</w:t>
       </w:r>
     </w:p>
     <w:p>
@@ -358,9 +358,9 @@
             <w:tcW w:type="dxa" w:w="3360"/>
             <w:vAlign w:val="center"/>
             <w:tcMar>
-              <w:top w:w="80" w:type="dxa"/>
+              <w:top w:w="40" w:type="dxa"/>
               <w:start w:w="90" w:type="dxa"/>
-              <w:bottom w:w="80" w:type="dxa"/>
+              <w:bottom w:w="40" w:type="dxa"/>
               <w:end w:w="90" w:type="dxa"/>
             </w:tcMar>
             <w:shd w:fill="D9EAF7"/>
@@ -383,9 +383,9 @@
             <w:tcW w:type="dxa" w:w="3360"/>
             <w:vAlign w:val="center"/>
             <w:tcMar>
-              <w:top w:w="80" w:type="dxa"/>
+              <w:top w:w="40" w:type="dxa"/>
               <w:start w:w="90" w:type="dxa"/>
-              <w:bottom w:w="80" w:type="dxa"/>
+              <w:bottom w:w="40" w:type="dxa"/>
               <w:end w:w="90" w:type="dxa"/>
             </w:tcMar>
             <w:shd w:fill="D9EAF7"/>
@@ -408,9 +408,9 @@
             <w:tcW w:type="dxa" w:w="3360"/>
             <w:vAlign w:val="center"/>
             <w:tcMar>
-              <w:top w:w="80" w:type="dxa"/>
+              <w:top w:w="40" w:type="dxa"/>
               <w:start w:w="90" w:type="dxa"/>
-              <w:bottom w:w="80" w:type="dxa"/>
+              <w:bottom w:w="40" w:type="dxa"/>
               <w:end w:w="90" w:type="dxa"/>
             </w:tcMar>
             <w:shd w:fill="D9EAF7"/>
@@ -438,9 +438,9 @@
             <w:tcW w:type="dxa" w:w="3360"/>
             <w:vAlign w:val="center"/>
             <w:tcMar>
-              <w:top w:w="80" w:type="dxa"/>
+              <w:top w:w="40" w:type="dxa"/>
               <w:start w:w="90" w:type="dxa"/>
-              <w:bottom w:w="80" w:type="dxa"/>
+              <w:bottom w:w="40" w:type="dxa"/>
               <w:end w:w="90" w:type="dxa"/>
             </w:tcMar>
           </w:tcPr>
@@ -462,9 +462,9 @@
             <w:tcW w:type="dxa" w:w="3360"/>
             <w:vAlign w:val="center"/>
             <w:tcMar>
-              <w:top w:w="80" w:type="dxa"/>
+              <w:top w:w="40" w:type="dxa"/>
               <w:start w:w="90" w:type="dxa"/>
-              <w:bottom w:w="80" w:type="dxa"/>
+              <w:bottom w:w="40" w:type="dxa"/>
               <w:end w:w="90" w:type="dxa"/>
             </w:tcMar>
           </w:tcPr>
@@ -486,9 +486,9 @@
             <w:tcW w:type="dxa" w:w="3360"/>
             <w:vAlign w:val="center"/>
             <w:tcMar>
-              <w:top w:w="80" w:type="dxa"/>
+              <w:top w:w="40" w:type="dxa"/>
               <w:start w:w="90" w:type="dxa"/>
-              <w:bottom w:w="80" w:type="dxa"/>
+              <w:bottom w:w="40" w:type="dxa"/>
               <w:end w:w="90" w:type="dxa"/>
             </w:tcMar>
           </w:tcPr>
@@ -515,9 +515,9 @@
             <w:tcW w:type="dxa" w:w="3360"/>
             <w:vAlign w:val="center"/>
             <w:tcMar>
-              <w:top w:w="80" w:type="dxa"/>
+              <w:top w:w="40" w:type="dxa"/>
               <w:start w:w="90" w:type="dxa"/>
-              <w:bottom w:w="80" w:type="dxa"/>
+              <w:bottom w:w="40" w:type="dxa"/>
               <w:end w:w="90" w:type="dxa"/>
             </w:tcMar>
           </w:tcPr>
@@ -539,9 +539,9 @@
             <w:tcW w:type="dxa" w:w="3360"/>
             <w:vAlign w:val="center"/>
             <w:tcMar>
-              <w:top w:w="80" w:type="dxa"/>
+              <w:top w:w="40" w:type="dxa"/>
               <w:start w:w="90" w:type="dxa"/>
-              <w:bottom w:w="80" w:type="dxa"/>
+              <w:bottom w:w="40" w:type="dxa"/>
               <w:end w:w="90" w:type="dxa"/>
             </w:tcMar>
           </w:tcPr>
@@ -563,9 +563,9 @@
             <w:tcW w:type="dxa" w:w="3360"/>
             <w:vAlign w:val="center"/>
             <w:tcMar>
-              <w:top w:w="80" w:type="dxa"/>
+              <w:top w:w="40" w:type="dxa"/>
               <w:start w:w="90" w:type="dxa"/>
-              <w:bottom w:w="80" w:type="dxa"/>
+              <w:bottom w:w="40" w:type="dxa"/>
               <w:end w:w="90" w:type="dxa"/>
             </w:tcMar>
           </w:tcPr>
@@ -592,9 +592,9 @@
             <w:tcW w:type="dxa" w:w="3360"/>
             <w:vAlign w:val="center"/>
             <w:tcMar>
-              <w:top w:w="80" w:type="dxa"/>
+              <w:top w:w="40" w:type="dxa"/>
               <w:start w:w="90" w:type="dxa"/>
-              <w:bottom w:w="80" w:type="dxa"/>
+              <w:bottom w:w="40" w:type="dxa"/>
               <w:end w:w="90" w:type="dxa"/>
             </w:tcMar>
           </w:tcPr>
@@ -616,9 +616,9 @@
             <w:tcW w:type="dxa" w:w="3360"/>
             <w:vAlign w:val="center"/>
             <w:tcMar>
-              <w:top w:w="80" w:type="dxa"/>
+              <w:top w:w="40" w:type="dxa"/>
               <w:start w:w="90" w:type="dxa"/>
-              <w:bottom w:w="80" w:type="dxa"/>
+              <w:bottom w:w="40" w:type="dxa"/>
               <w:end w:w="90" w:type="dxa"/>
             </w:tcMar>
           </w:tcPr>
@@ -640,9 +640,9 @@
             <w:tcW w:type="dxa" w:w="3360"/>
             <w:vAlign w:val="center"/>
             <w:tcMar>
-              <w:top w:w="80" w:type="dxa"/>
+              <w:top w:w="40" w:type="dxa"/>
               <w:start w:w="90" w:type="dxa"/>
-              <w:bottom w:w="80" w:type="dxa"/>
+              <w:bottom w:w="40" w:type="dxa"/>
               <w:end w:w="90" w:type="dxa"/>
             </w:tcMar>
           </w:tcPr>
@@ -669,9 +669,9 @@
             <w:tcW w:type="dxa" w:w="3360"/>
             <w:vAlign w:val="center"/>
             <w:tcMar>
-              <w:top w:w="80" w:type="dxa"/>
+              <w:top w:w="40" w:type="dxa"/>
               <w:start w:w="90" w:type="dxa"/>
-              <w:bottom w:w="80" w:type="dxa"/>
+              <w:bottom w:w="40" w:type="dxa"/>
               <w:end w:w="90" w:type="dxa"/>
             </w:tcMar>
           </w:tcPr>
@@ -693,9 +693,9 @@
             <w:tcW w:type="dxa" w:w="3360"/>
             <w:vAlign w:val="center"/>
             <w:tcMar>
-              <w:top w:w="80" w:type="dxa"/>
+              <w:top w:w="40" w:type="dxa"/>
               <w:start w:w="90" w:type="dxa"/>
-              <w:bottom w:w="80" w:type="dxa"/>
+              <w:bottom w:w="40" w:type="dxa"/>
               <w:end w:w="90" w:type="dxa"/>
             </w:tcMar>
           </w:tcPr>
@@ -717,9 +717,9 @@
             <w:tcW w:type="dxa" w:w="3360"/>
             <w:vAlign w:val="center"/>
             <w:tcMar>
-              <w:top w:w="80" w:type="dxa"/>
+              <w:top w:w="40" w:type="dxa"/>
               <w:start w:w="90" w:type="dxa"/>
-              <w:bottom w:w="80" w:type="dxa"/>
+              <w:bottom w:w="40" w:type="dxa"/>
               <w:end w:w="90" w:type="dxa"/>
             </w:tcMar>
           </w:tcPr>
@@ -746,9 +746,9 @@
             <w:tcW w:type="dxa" w:w="3360"/>
             <w:vAlign w:val="center"/>
             <w:tcMar>
-              <w:top w:w="80" w:type="dxa"/>
+              <w:top w:w="40" w:type="dxa"/>
               <w:start w:w="90" w:type="dxa"/>
-              <w:bottom w:w="80" w:type="dxa"/>
+              <w:bottom w:w="40" w:type="dxa"/>
               <w:end w:w="90" w:type="dxa"/>
             </w:tcMar>
           </w:tcPr>
@@ -770,9 +770,9 @@
             <w:tcW w:type="dxa" w:w="3360"/>
             <w:vAlign w:val="center"/>
             <w:tcMar>
-              <w:top w:w="80" w:type="dxa"/>
+              <w:top w:w="40" w:type="dxa"/>
               <w:start w:w="90" w:type="dxa"/>
-              <w:bottom w:w="80" w:type="dxa"/>
+              <w:bottom w:w="40" w:type="dxa"/>
               <w:end w:w="90" w:type="dxa"/>
             </w:tcMar>
           </w:tcPr>
@@ -794,9 +794,9 @@
             <w:tcW w:type="dxa" w:w="3360"/>
             <w:vAlign w:val="center"/>
             <w:tcMar>
-              <w:top w:w="80" w:type="dxa"/>
+              <w:top w:w="40" w:type="dxa"/>
               <w:start w:w="90" w:type="dxa"/>
-              <w:bottom w:w="80" w:type="dxa"/>
+              <w:bottom w:w="40" w:type="dxa"/>
               <w:end w:w="90" w:type="dxa"/>
             </w:tcMar>
           </w:tcPr>
@@ -823,9 +823,9 @@
             <w:tcW w:type="dxa" w:w="3360"/>
             <w:vAlign w:val="center"/>
             <w:tcMar>
-              <w:top w:w="80" w:type="dxa"/>
+              <w:top w:w="40" w:type="dxa"/>
               <w:start w:w="90" w:type="dxa"/>
-              <w:bottom w:w="80" w:type="dxa"/>
+              <w:bottom w:w="40" w:type="dxa"/>
               <w:end w:w="90" w:type="dxa"/>
             </w:tcMar>
           </w:tcPr>
@@ -847,9 +847,9 @@
             <w:tcW w:type="dxa" w:w="3360"/>
             <w:vAlign w:val="center"/>
             <w:tcMar>
-              <w:top w:w="80" w:type="dxa"/>
+              <w:top w:w="40" w:type="dxa"/>
               <w:start w:w="90" w:type="dxa"/>
-              <w:bottom w:w="80" w:type="dxa"/>
+              <w:bottom w:w="40" w:type="dxa"/>
               <w:end w:w="90" w:type="dxa"/>
             </w:tcMar>
           </w:tcPr>
@@ -871,9 +871,9 @@
             <w:tcW w:type="dxa" w:w="3360"/>
             <w:vAlign w:val="center"/>
             <w:tcMar>
-              <w:top w:w="80" w:type="dxa"/>
+              <w:top w:w="40" w:type="dxa"/>
               <w:start w:w="90" w:type="dxa"/>
-              <w:bottom w:w="80" w:type="dxa"/>
+              <w:bottom w:w="40" w:type="dxa"/>
               <w:end w:w="90" w:type="dxa"/>
             </w:tcMar>
           </w:tcPr>
@@ -959,7 +959,7 @@
           <w:rFonts w:ascii="Arial" w:hAnsi="Arial"/>
           <w:b w:val="0"/>
         </w:rPr>
-        <w:t>2. The hints arrived at useful times.  1 2 3 4 5 6 7</w:t>
+        <w:t>2. The hints were helpful.  1 2 3 4 5 6 7</w:t>
       </w:r>
     </w:p>
     <w:p>
@@ -972,7 +972,7 @@
           <w:rFonts w:ascii="Arial" w:hAnsi="Arial"/>
           <w:b w:val="0"/>
         </w:rPr>
-        <w:t>3. The hints were helpful.  1 2 3 4 5 6 7</w:t>
+        <w:t>3. The hints were distracting.  1 2 3 4 5 6 7</w:t>
       </w:r>
     </w:p>
     <w:p>
@@ -985,7 +985,7 @@
           <w:rFonts w:ascii="Arial" w:hAnsi="Arial"/>
           <w:b w:val="0"/>
         </w:rPr>
-        <w:t>4. The hints were distracting.  1 2 3 4 5 6 7</w:t>
+        <w:t>4. The speaking voice sounded like me.  1 2 3 4 5 6 7</w:t>
       </w:r>
     </w:p>
     <w:p>
@@ -998,7 +998,7 @@
           <w:rFonts w:ascii="Arial" w:hAnsi="Arial"/>
           <w:b w:val="0"/>
         </w:rPr>
-        <w:t>5. The speaking voice sounded like me.  1 2 3 4 5 6 7</w:t>
+        <w:t>5. The speaking voice felt familiar.  1 2 3 4 5 6 7</w:t>
       </w:r>
     </w:p>
     <w:p>
@@ -1011,7 +1011,7 @@
           <w:rFonts w:ascii="Arial" w:hAnsi="Arial"/>
           <w:b w:val="0"/>
         </w:rPr>
-        <w:t>6. The speaking voice felt familiar.  1 2 3 4 5 6 7</w:t>
+        <w:t>6. I trusted the spoken guidance.  1 2 3 4 5 6 7</w:t>
       </w:r>
     </w:p>
     <w:p>
@@ -1024,7 +1024,7 @@
           <w:rFonts w:ascii="Arial" w:hAnsi="Arial"/>
           <w:b w:val="0"/>
         </w:rPr>
-        <w:t>7. I trusted the spoken guidance.  1 2 3 4 5 6 7</w:t>
+        <w:t>7. I felt comfortable hearing this voice.  1 2 3 4 5 6 7</w:t>
       </w:r>
     </w:p>
     <w:p>
@@ -1037,7 +1037,7 @@
           <w:rFonts w:ascii="Arial" w:hAnsi="Arial"/>
           <w:b w:val="0"/>
         </w:rPr>
-        <w:t>8. I felt comfortable hearing this voice.  1 2 3 4 5 6 7</w:t>
+        <w:t>8. The voice felt uncanny or unsettling.  1 2 3 4 5 6 7</w:t>
       </w:r>
     </w:p>
     <w:p>
@@ -1050,72 +1050,7 @@
           <w:rFonts w:ascii="Arial" w:hAnsi="Arial"/>
           <w:b w:val="0"/>
         </w:rPr>
-        <w:t>9. The voice felt uncanny or unsettling.  1 2 3 4 5 6 7</w:t>
-      </w:r>
-    </w:p>
-    <w:p>
-      <w:pPr>
-        <w:spacing w:after="40"/>
-        <w:ind w:left="360" w:hanging="259"/>
-      </w:pPr>
-      <w:r>
-        <w:rPr>
-          <w:rFonts w:ascii="Arial" w:hAnsi="Arial"/>
-          <w:b w:val="0"/>
-        </w:rPr>
-        <w:t>10. I felt in control of the task.  1 2 3 4 5 6 7</w:t>
-      </w:r>
-    </w:p>
-    <w:p>
-      <w:pPr>
-        <w:spacing w:after="40"/>
-        <w:ind w:left="360" w:hanging="259"/>
-      </w:pPr>
-      <w:r>
-        <w:rPr>
-          <w:rFonts w:ascii="Arial" w:hAnsi="Arial"/>
-          <w:b w:val="0"/>
-        </w:rPr>
-        <w:t>11. The speaking voice sounded natural.  1 2 3 4 5 6 7</w:t>
-      </w:r>
-    </w:p>
-    <w:p>
-      <w:pPr>
-        <w:spacing w:after="40"/>
-        <w:ind w:left="360" w:hanging="259"/>
-      </w:pPr>
-      <w:r>
-        <w:rPr>
-          <w:rFonts w:ascii="Arial" w:hAnsi="Arial"/>
-          <w:b w:val="0"/>
-        </w:rPr>
-        <w:t>12. The hints helped me identify the correct general direction.  1 2 3 4 5 6 7</w:t>
-      </w:r>
-    </w:p>
-    <w:p>
-      <w:pPr>
-        <w:spacing w:after="40"/>
-        <w:ind w:left="360" w:hanging="259"/>
-      </w:pPr>
-      <w:r>
-        <w:rPr>
-          <w:rFonts w:ascii="Arial" w:hAnsi="Arial"/>
-          <w:b w:val="0"/>
-        </w:rPr>
-        <w:t>13. The closer/farther feedback helped me narrow down the target location.  1 2 3 4 5 6 7</w:t>
-      </w:r>
-    </w:p>
-    <w:p>
-      <w:pPr>
-        <w:spacing w:after="40"/>
-        <w:ind w:left="360" w:hanging="259"/>
-      </w:pPr>
-      <w:r>
-        <w:rPr>
-          <w:rFonts w:ascii="Arial" w:hAnsi="Arial"/>
-          <w:b w:val="0"/>
-        </w:rPr>
-        <w:t>14. I relied on the spoken hints when deciding where to search next.  1 2 3 4 5 6 7</w:t>
+        <w:t>9. I relied on the spoken hints when deciding where to search next.  1 2 3 4 5 6 7</w:t>
       </w:r>
     </w:p>
     <w:p>
@@ -1124,7 +1059,42 @@
           <w:rFonts w:ascii="Arial" w:hAnsi="Arial"/>
           <w:b w:val="0"/>
         </w:rPr>
-        <w:t>Items 1–14 are study-created manipulation, experience, and mechanism checks unless a cited validated scale is adopted before submission; they must not be reported as a single validated score without supporting evidence.</w:t>
+        <w:t>After a gaze-contingent block only:</w:t>
+      </w:r>
+    </w:p>
+    <w:p>
+      <w:pPr>
+        <w:spacing w:after="40"/>
+        <w:ind w:left="360" w:hanging="259"/>
+      </w:pPr>
+      <w:r>
+        <w:rPr>
+          <w:rFonts w:ascii="Arial" w:hAnsi="Arial"/>
+          <w:b w:val="0"/>
+        </w:rPr>
+        <w:t>10. The directional hint helped me identify the correct general area.  1 2 3 4 5 6 7</w:t>
+      </w:r>
+    </w:p>
+    <w:p>
+      <w:pPr>
+        <w:spacing w:after="40"/>
+        <w:ind w:left="360" w:hanging="259"/>
+      </w:pPr>
+      <w:r>
+        <w:rPr>
+          <w:rFonts w:ascii="Arial" w:hAnsi="Arial"/>
+          <w:b w:val="0"/>
+        </w:rPr>
+        <w:t>11. The warmer/colder feedback helped me narrow down the target location.  1 2 3 4 5 6 7</w:t>
+      </w:r>
+    </w:p>
+    <w:p>
+      <w:r>
+        <w:rPr>
+          <w:rFonts w:ascii="Arial" w:hAnsi="Arial"/>
+          <w:b w:val="0"/>
+        </w:rPr>
+        <w:t>Items 1–11 are study-created manipulation, experience, and mechanism checks. Analyze each item separately; do not report them as one validated scale or exclude a participant based on a rating.</w:t>
       </w:r>
     </w:p>
     <w:p>
@@ -1331,7 +1301,7 @@
           <w:rFonts w:ascii="Arial" w:hAnsi="Arial"/>
           <w:b/>
         </w:rPr>
-        <w:t>Post-Session Symptom Rating</w:t>
+        <w:t>Post-Exposure Simulator Sickness Questionnaire</w:t>
       </w:r>
     </w:p>
     <w:p>
@@ -1340,7 +1310,7 @@
           <w:rFonts w:ascii="Arial" w:hAnsi="Arial"/>
           <w:b w:val="0"/>
         </w:rPr>
-        <w:t>Rate each item now: 0 = none, 1 = slight, 2 = moderate, 3 = severe.</w:t>
+        <w:t>Rate each item now using the standard SSQ response anchors: 0 = none, 1 = slight, 2 = moderate, 3 = severe.</w:t>
       </w:r>
     </w:p>
     <w:tbl>
@@ -1368,9 +1338,9 @@
             <w:tcW w:type="dxa" w:w="2016"/>
             <w:vAlign w:val="center"/>
             <w:tcMar>
-              <w:top w:w="80" w:type="dxa"/>
+              <w:top w:w="40" w:type="dxa"/>
               <w:start w:w="90" w:type="dxa"/>
-              <w:bottom w:w="80" w:type="dxa"/>
+              <w:bottom w:w="40" w:type="dxa"/>
               <w:end w:w="90" w:type="dxa"/>
             </w:tcMar>
             <w:shd w:fill="D9EAF7"/>
@@ -1393,9 +1363,9 @@
             <w:tcW w:type="dxa" w:w="2016"/>
             <w:vAlign w:val="center"/>
             <w:tcMar>
-              <w:top w:w="80" w:type="dxa"/>
+              <w:top w:w="40" w:type="dxa"/>
               <w:start w:w="90" w:type="dxa"/>
-              <w:bottom w:w="80" w:type="dxa"/>
+              <w:bottom w:w="40" w:type="dxa"/>
               <w:end w:w="90" w:type="dxa"/>
             </w:tcMar>
             <w:shd w:fill="D9EAF7"/>
@@ -1418,9 +1388,9 @@
             <w:tcW w:type="dxa" w:w="2016"/>
             <w:vAlign w:val="center"/>
             <w:tcMar>
-              <w:top w:w="80" w:type="dxa"/>
+              <w:top w:w="40" w:type="dxa"/>
               <w:start w:w="90" w:type="dxa"/>
-              <w:bottom w:w="80" w:type="dxa"/>
+              <w:bottom w:w="40" w:type="dxa"/>
               <w:end w:w="90" w:type="dxa"/>
             </w:tcMar>
             <w:shd w:fill="D9EAF7"/>
@@ -1443,9 +1413,9 @@
             <w:tcW w:type="dxa" w:w="2016"/>
             <w:vAlign w:val="center"/>
             <w:tcMar>
-              <w:top w:w="80" w:type="dxa"/>
+              <w:top w:w="40" w:type="dxa"/>
               <w:start w:w="90" w:type="dxa"/>
-              <w:bottom w:w="80" w:type="dxa"/>
+              <w:bottom w:w="40" w:type="dxa"/>
               <w:end w:w="90" w:type="dxa"/>
             </w:tcMar>
             <w:shd w:fill="D9EAF7"/>
@@ -1468,9 +1438,9 @@
             <w:tcW w:type="dxa" w:w="2016"/>
             <w:vAlign w:val="center"/>
             <w:tcMar>
-              <w:top w:w="80" w:type="dxa"/>
+              <w:top w:w="40" w:type="dxa"/>
               <w:start w:w="90" w:type="dxa"/>
-              <w:bottom w:w="80" w:type="dxa"/>
+              <w:bottom w:w="40" w:type="dxa"/>
               <w:end w:w="90" w:type="dxa"/>
             </w:tcMar>
             <w:shd w:fill="D9EAF7"/>
@@ -1498,9 +1468,9 @@
             <w:tcW w:type="dxa" w:w="2016"/>
             <w:vAlign w:val="center"/>
             <w:tcMar>
-              <w:top w:w="80" w:type="dxa"/>
+              <w:top w:w="40" w:type="dxa"/>
               <w:start w:w="90" w:type="dxa"/>
-              <w:bottom w:w="80" w:type="dxa"/>
+              <w:bottom w:w="40" w:type="dxa"/>
               <w:end w:w="90" w:type="dxa"/>
             </w:tcMar>
           </w:tcPr>
@@ -1522,9 +1492,9 @@
             <w:tcW w:type="dxa" w:w="2016"/>
             <w:vAlign w:val="center"/>
             <w:tcMar>
-              <w:top w:w="80" w:type="dxa"/>
+              <w:top w:w="40" w:type="dxa"/>
               <w:start w:w="90" w:type="dxa"/>
-              <w:bottom w:w="80" w:type="dxa"/>
+              <w:bottom w:w="40" w:type="dxa"/>
               <w:end w:w="90" w:type="dxa"/>
             </w:tcMar>
           </w:tcPr>
@@ -1546,9 +1516,9 @@
             <w:tcW w:type="dxa" w:w="2016"/>
             <w:vAlign w:val="center"/>
             <w:tcMar>
-              <w:top w:w="80" w:type="dxa"/>
+              <w:top w:w="40" w:type="dxa"/>
               <w:start w:w="90" w:type="dxa"/>
-              <w:bottom w:w="80" w:type="dxa"/>
+              <w:bottom w:w="40" w:type="dxa"/>
               <w:end w:w="90" w:type="dxa"/>
             </w:tcMar>
           </w:tcPr>
@@ -1570,9 +1540,9 @@
             <w:tcW w:type="dxa" w:w="2016"/>
             <w:vAlign w:val="center"/>
             <w:tcMar>
-              <w:top w:w="80" w:type="dxa"/>
+              <w:top w:w="40" w:type="dxa"/>
               <w:start w:w="90" w:type="dxa"/>
-              <w:bottom w:w="80" w:type="dxa"/>
+              <w:bottom w:w="40" w:type="dxa"/>
               <w:end w:w="90" w:type="dxa"/>
             </w:tcMar>
           </w:tcPr>
@@ -1594,9 +1564,9 @@
             <w:tcW w:type="dxa" w:w="2016"/>
             <w:vAlign w:val="center"/>
             <w:tcMar>
-              <w:top w:w="80" w:type="dxa"/>
+              <w:top w:w="40" w:type="dxa"/>
               <w:start w:w="90" w:type="dxa"/>
-              <w:bottom w:w="80" w:type="dxa"/>
+              <w:bottom w:w="40" w:type="dxa"/>
               <w:end w:w="90" w:type="dxa"/>
             </w:tcMar>
           </w:tcPr>
@@ -1623,9 +1593,9 @@
             <w:tcW w:type="dxa" w:w="2016"/>
             <w:vAlign w:val="center"/>
             <w:tcMar>
-              <w:top w:w="80" w:type="dxa"/>
+              <w:top w:w="40" w:type="dxa"/>
               <w:start w:w="90" w:type="dxa"/>
-              <w:bottom w:w="80" w:type="dxa"/>
+              <w:bottom w:w="40" w:type="dxa"/>
               <w:end w:w="90" w:type="dxa"/>
             </w:tcMar>
           </w:tcPr>
@@ -1647,9 +1617,9 @@
             <w:tcW w:type="dxa" w:w="2016"/>
             <w:vAlign w:val="center"/>
             <w:tcMar>
-              <w:top w:w="80" w:type="dxa"/>
+              <w:top w:w="40" w:type="dxa"/>
               <w:start w:w="90" w:type="dxa"/>
-              <w:bottom w:w="80" w:type="dxa"/>
+              <w:bottom w:w="40" w:type="dxa"/>
               <w:end w:w="90" w:type="dxa"/>
             </w:tcMar>
           </w:tcPr>
@@ -1671,9 +1641,9 @@
             <w:tcW w:type="dxa" w:w="2016"/>
             <w:vAlign w:val="center"/>
             <w:tcMar>
-              <w:top w:w="80" w:type="dxa"/>
+              <w:top w:w="40" w:type="dxa"/>
               <w:start w:w="90" w:type="dxa"/>
-              <w:bottom w:w="80" w:type="dxa"/>
+              <w:bottom w:w="40" w:type="dxa"/>
               <w:end w:w="90" w:type="dxa"/>
             </w:tcMar>
           </w:tcPr>
@@ -1695,9 +1665,9 @@
             <w:tcW w:type="dxa" w:w="2016"/>
             <w:vAlign w:val="center"/>
             <w:tcMar>
-              <w:top w:w="80" w:type="dxa"/>
+              <w:top w:w="40" w:type="dxa"/>
               <w:start w:w="90" w:type="dxa"/>
-              <w:bottom w:w="80" w:type="dxa"/>
+              <w:bottom w:w="40" w:type="dxa"/>
               <w:end w:w="90" w:type="dxa"/>
             </w:tcMar>
           </w:tcPr>
@@ -1719,9 +1689,9 @@
             <w:tcW w:type="dxa" w:w="2016"/>
             <w:vAlign w:val="center"/>
             <w:tcMar>
-              <w:top w:w="80" w:type="dxa"/>
+              <w:top w:w="40" w:type="dxa"/>
               <w:start w:w="90" w:type="dxa"/>
-              <w:bottom w:w="80" w:type="dxa"/>
+              <w:bottom w:w="40" w:type="dxa"/>
               <w:end w:w="90" w:type="dxa"/>
             </w:tcMar>
           </w:tcPr>
@@ -1748,9 +1718,9 @@
             <w:tcW w:type="dxa" w:w="2016"/>
             <w:vAlign w:val="center"/>
             <w:tcMar>
-              <w:top w:w="80" w:type="dxa"/>
+              <w:top w:w="40" w:type="dxa"/>
               <w:start w:w="90" w:type="dxa"/>
-              <w:bottom w:w="80" w:type="dxa"/>
+              <w:bottom w:w="40" w:type="dxa"/>
               <w:end w:w="90" w:type="dxa"/>
             </w:tcMar>
           </w:tcPr>
@@ -1772,9 +1742,9 @@
             <w:tcW w:type="dxa" w:w="2016"/>
             <w:vAlign w:val="center"/>
             <w:tcMar>
-              <w:top w:w="80" w:type="dxa"/>
+              <w:top w:w="40" w:type="dxa"/>
               <w:start w:w="90" w:type="dxa"/>
-              <w:bottom w:w="80" w:type="dxa"/>
+              <w:bottom w:w="40" w:type="dxa"/>
               <w:end w:w="90" w:type="dxa"/>
             </w:tcMar>
           </w:tcPr>
@@ -1796,9 +1766,9 @@
             <w:tcW w:type="dxa" w:w="2016"/>
             <w:vAlign w:val="center"/>
             <w:tcMar>
-              <w:top w:w="80" w:type="dxa"/>
+              <w:top w:w="40" w:type="dxa"/>
               <w:start w:w="90" w:type="dxa"/>
-              <w:bottom w:w="80" w:type="dxa"/>
+              <w:bottom w:w="40" w:type="dxa"/>
               <w:end w:w="90" w:type="dxa"/>
             </w:tcMar>
           </w:tcPr>
@@ -1820,9 +1790,9 @@
             <w:tcW w:type="dxa" w:w="2016"/>
             <w:vAlign w:val="center"/>
             <w:tcMar>
-              <w:top w:w="80" w:type="dxa"/>
+              <w:top w:w="40" w:type="dxa"/>
               <w:start w:w="90" w:type="dxa"/>
-              <w:bottom w:w="80" w:type="dxa"/>
+              <w:bottom w:w="40" w:type="dxa"/>
               <w:end w:w="90" w:type="dxa"/>
             </w:tcMar>
           </w:tcPr>
@@ -1844,9 +1814,9 @@
             <w:tcW w:type="dxa" w:w="2016"/>
             <w:vAlign w:val="center"/>
             <w:tcMar>
-              <w:top w:w="80" w:type="dxa"/>
+              <w:top w:w="40" w:type="dxa"/>
               <w:start w:w="90" w:type="dxa"/>
-              <w:bottom w:w="80" w:type="dxa"/>
+              <w:bottom w:w="40" w:type="dxa"/>
               <w:end w:w="90" w:type="dxa"/>
             </w:tcMar>
           </w:tcPr>
@@ -1873,9 +1843,9 @@
             <w:tcW w:type="dxa" w:w="2016"/>
             <w:vAlign w:val="center"/>
             <w:tcMar>
-              <w:top w:w="80" w:type="dxa"/>
+              <w:top w:w="40" w:type="dxa"/>
               <w:start w:w="90" w:type="dxa"/>
-              <w:bottom w:w="80" w:type="dxa"/>
+              <w:bottom w:w="40" w:type="dxa"/>
               <w:end w:w="90" w:type="dxa"/>
             </w:tcMar>
           </w:tcPr>
@@ -1897,9 +1867,9 @@
             <w:tcW w:type="dxa" w:w="2016"/>
             <w:vAlign w:val="center"/>
             <w:tcMar>
-              <w:top w:w="80" w:type="dxa"/>
+              <w:top w:w="40" w:type="dxa"/>
               <w:start w:w="90" w:type="dxa"/>
-              <w:bottom w:w="80" w:type="dxa"/>
+              <w:bottom w:w="40" w:type="dxa"/>
               <w:end w:w="90" w:type="dxa"/>
             </w:tcMar>
           </w:tcPr>
@@ -1921,9 +1891,9 @@
             <w:tcW w:type="dxa" w:w="2016"/>
             <w:vAlign w:val="center"/>
             <w:tcMar>
-              <w:top w:w="80" w:type="dxa"/>
+              <w:top w:w="40" w:type="dxa"/>
               <w:start w:w="90" w:type="dxa"/>
-              <w:bottom w:w="80" w:type="dxa"/>
+              <w:bottom w:w="40" w:type="dxa"/>
               <w:end w:w="90" w:type="dxa"/>
             </w:tcMar>
           </w:tcPr>
@@ -1945,9 +1915,9 @@
             <w:tcW w:type="dxa" w:w="2016"/>
             <w:vAlign w:val="center"/>
             <w:tcMar>
-              <w:top w:w="80" w:type="dxa"/>
+              <w:top w:w="40" w:type="dxa"/>
               <w:start w:w="90" w:type="dxa"/>
-              <w:bottom w:w="80" w:type="dxa"/>
+              <w:bottom w:w="40" w:type="dxa"/>
               <w:end w:w="90" w:type="dxa"/>
             </w:tcMar>
           </w:tcPr>
@@ -1969,9 +1939,9 @@
             <w:tcW w:type="dxa" w:w="2016"/>
             <w:vAlign w:val="center"/>
             <w:tcMar>
-              <w:top w:w="80" w:type="dxa"/>
+              <w:top w:w="40" w:type="dxa"/>
               <w:start w:w="90" w:type="dxa"/>
-              <w:bottom w:w="80" w:type="dxa"/>
+              <w:bottom w:w="40" w:type="dxa"/>
               <w:end w:w="90" w:type="dxa"/>
             </w:tcMar>
           </w:tcPr>
@@ -1998,9 +1968,9 @@
             <w:tcW w:type="dxa" w:w="2016"/>
             <w:vAlign w:val="center"/>
             <w:tcMar>
-              <w:top w:w="80" w:type="dxa"/>
+              <w:top w:w="40" w:type="dxa"/>
               <w:start w:w="90" w:type="dxa"/>
-              <w:bottom w:w="80" w:type="dxa"/>
+              <w:bottom w:w="40" w:type="dxa"/>
               <w:end w:w="90" w:type="dxa"/>
             </w:tcMar>
           </w:tcPr>
@@ -2022,9 +1992,9 @@
             <w:tcW w:type="dxa" w:w="2016"/>
             <w:vAlign w:val="center"/>
             <w:tcMar>
-              <w:top w:w="80" w:type="dxa"/>
+              <w:top w:w="40" w:type="dxa"/>
               <w:start w:w="90" w:type="dxa"/>
-              <w:bottom w:w="80" w:type="dxa"/>
+              <w:bottom w:w="40" w:type="dxa"/>
               <w:end w:w="90" w:type="dxa"/>
             </w:tcMar>
           </w:tcPr>
@@ -2046,9 +2016,9 @@
             <w:tcW w:type="dxa" w:w="2016"/>
             <w:vAlign w:val="center"/>
             <w:tcMar>
-              <w:top w:w="80" w:type="dxa"/>
+              <w:top w:w="40" w:type="dxa"/>
               <w:start w:w="90" w:type="dxa"/>
-              <w:bottom w:w="80" w:type="dxa"/>
+              <w:bottom w:w="40" w:type="dxa"/>
               <w:end w:w="90" w:type="dxa"/>
             </w:tcMar>
           </w:tcPr>
@@ -2070,9 +2040,9 @@
             <w:tcW w:type="dxa" w:w="2016"/>
             <w:vAlign w:val="center"/>
             <w:tcMar>
-              <w:top w:w="80" w:type="dxa"/>
+              <w:top w:w="40" w:type="dxa"/>
               <w:start w:w="90" w:type="dxa"/>
-              <w:bottom w:w="80" w:type="dxa"/>
+              <w:bottom w:w="40" w:type="dxa"/>
               <w:end w:w="90" w:type="dxa"/>
             </w:tcMar>
           </w:tcPr>
@@ -2094,9 +2064,9 @@
             <w:tcW w:type="dxa" w:w="2016"/>
             <w:vAlign w:val="center"/>
             <w:tcMar>
-              <w:top w:w="80" w:type="dxa"/>
+              <w:top w:w="40" w:type="dxa"/>
               <w:start w:w="90" w:type="dxa"/>
-              <w:bottom w:w="80" w:type="dxa"/>
+              <w:bottom w:w="40" w:type="dxa"/>
               <w:end w:w="90" w:type="dxa"/>
             </w:tcMar>
           </w:tcPr>
@@ -2123,9 +2093,9 @@
             <w:tcW w:type="dxa" w:w="2016"/>
             <w:vAlign w:val="center"/>
             <w:tcMar>
-              <w:top w:w="80" w:type="dxa"/>
+              <w:top w:w="40" w:type="dxa"/>
               <w:start w:w="90" w:type="dxa"/>
-              <w:bottom w:w="80" w:type="dxa"/>
+              <w:bottom w:w="40" w:type="dxa"/>
               <w:end w:w="90" w:type="dxa"/>
             </w:tcMar>
           </w:tcPr>
@@ -2138,7 +2108,7 @@
                 <w:rFonts w:ascii="Arial" w:hAnsi="Arial"/>
                 <w:b w:val="0"/>
               </w:rPr>
-              <w:t>Nausea</w:t>
+              <w:t>Increased salivation</w:t>
             </w:r>
           </w:p>
         </w:tc>
@@ -2147,9 +2117,9 @@
             <w:tcW w:type="dxa" w:w="2016"/>
             <w:vAlign w:val="center"/>
             <w:tcMar>
-              <w:top w:w="80" w:type="dxa"/>
+              <w:top w:w="40" w:type="dxa"/>
               <w:start w:w="90" w:type="dxa"/>
-              <w:bottom w:w="80" w:type="dxa"/>
+              <w:bottom w:w="40" w:type="dxa"/>
               <w:end w:w="90" w:type="dxa"/>
             </w:tcMar>
           </w:tcPr>
@@ -2171,9 +2141,9 @@
             <w:tcW w:type="dxa" w:w="2016"/>
             <w:vAlign w:val="center"/>
             <w:tcMar>
-              <w:top w:w="80" w:type="dxa"/>
+              <w:top w:w="40" w:type="dxa"/>
               <w:start w:w="90" w:type="dxa"/>
-              <w:bottom w:w="80" w:type="dxa"/>
+              <w:bottom w:w="40" w:type="dxa"/>
               <w:end w:w="90" w:type="dxa"/>
             </w:tcMar>
           </w:tcPr>
@@ -2195,9 +2165,9 @@
             <w:tcW w:type="dxa" w:w="2016"/>
             <w:vAlign w:val="center"/>
             <w:tcMar>
-              <w:top w:w="80" w:type="dxa"/>
+              <w:top w:w="40" w:type="dxa"/>
               <w:start w:w="90" w:type="dxa"/>
-              <w:bottom w:w="80" w:type="dxa"/>
+              <w:bottom w:w="40" w:type="dxa"/>
               <w:end w:w="90" w:type="dxa"/>
             </w:tcMar>
           </w:tcPr>
@@ -2219,9 +2189,9 @@
             <w:tcW w:type="dxa" w:w="2016"/>
             <w:vAlign w:val="center"/>
             <w:tcMar>
-              <w:top w:w="80" w:type="dxa"/>
+              <w:top w:w="40" w:type="dxa"/>
               <w:start w:w="90" w:type="dxa"/>
-              <w:bottom w:w="80" w:type="dxa"/>
+              <w:bottom w:w="40" w:type="dxa"/>
               <w:end w:w="90" w:type="dxa"/>
             </w:tcMar>
           </w:tcPr>
@@ -2248,9 +2218,9 @@
             <w:tcW w:type="dxa" w:w="2016"/>
             <w:vAlign w:val="center"/>
             <w:tcMar>
-              <w:top w:w="80" w:type="dxa"/>
+              <w:top w:w="40" w:type="dxa"/>
               <w:start w:w="90" w:type="dxa"/>
-              <w:bottom w:w="80" w:type="dxa"/>
+              <w:bottom w:w="40" w:type="dxa"/>
               <w:end w:w="90" w:type="dxa"/>
             </w:tcMar>
           </w:tcPr>
@@ -2263,7 +2233,7 @@
                 <w:rFonts w:ascii="Arial" w:hAnsi="Arial"/>
                 <w:b w:val="0"/>
               </w:rPr>
-              <w:t>Dizziness/disorientation</w:t>
+              <w:t>Sweating</w:t>
             </w:r>
           </w:p>
         </w:tc>
@@ -2272,9 +2242,9 @@
             <w:tcW w:type="dxa" w:w="2016"/>
             <w:vAlign w:val="center"/>
             <w:tcMar>
-              <w:top w:w="80" w:type="dxa"/>
+              <w:top w:w="40" w:type="dxa"/>
               <w:start w:w="90" w:type="dxa"/>
-              <w:bottom w:w="80" w:type="dxa"/>
+              <w:bottom w:w="40" w:type="dxa"/>
               <w:end w:w="90" w:type="dxa"/>
             </w:tcMar>
           </w:tcPr>
@@ -2296,9 +2266,9 @@
             <w:tcW w:type="dxa" w:w="2016"/>
             <w:vAlign w:val="center"/>
             <w:tcMar>
-              <w:top w:w="80" w:type="dxa"/>
+              <w:top w:w="40" w:type="dxa"/>
               <w:start w:w="90" w:type="dxa"/>
-              <w:bottom w:w="80" w:type="dxa"/>
+              <w:bottom w:w="40" w:type="dxa"/>
               <w:end w:w="90" w:type="dxa"/>
             </w:tcMar>
           </w:tcPr>
@@ -2320,9 +2290,9 @@
             <w:tcW w:type="dxa" w:w="2016"/>
             <w:vAlign w:val="center"/>
             <w:tcMar>
-              <w:top w:w="80" w:type="dxa"/>
+              <w:top w:w="40" w:type="dxa"/>
               <w:start w:w="90" w:type="dxa"/>
-              <w:bottom w:w="80" w:type="dxa"/>
+              <w:bottom w:w="40" w:type="dxa"/>
               <w:end w:w="90" w:type="dxa"/>
             </w:tcMar>
           </w:tcPr>
@@ -2344,9 +2314,1134 @@
             <w:tcW w:type="dxa" w:w="2016"/>
             <w:vAlign w:val="center"/>
             <w:tcMar>
-              <w:top w:w="80" w:type="dxa"/>
+              <w:top w:w="40" w:type="dxa"/>
               <w:start w:w="90" w:type="dxa"/>
-              <w:bottom w:w="80" w:type="dxa"/>
+              <w:bottom w:w="40" w:type="dxa"/>
+              <w:end w:w="90" w:type="dxa"/>
+            </w:tcMar>
+          </w:tcPr>
+          <w:p>
+            <w:pPr>
+              <w:spacing w:after="0"/>
+            </w:pPr>
+            <w:r>
+              <w:rPr>
+                <w:rFonts w:ascii="Arial" w:hAnsi="Arial"/>
+                <w:b w:val="0"/>
+              </w:rPr>
+              <w:t>☐</w:t>
+            </w:r>
+          </w:p>
+        </w:tc>
+      </w:tr>
+      <w:tr>
+        <w:trPr>
+          <w:cantSplit/>
+        </w:trPr>
+        <w:tc>
+          <w:tcPr>
+            <w:tcW w:type="dxa" w:w="2016"/>
+            <w:vAlign w:val="center"/>
+            <w:tcMar>
+              <w:top w:w="40" w:type="dxa"/>
+              <w:start w:w="90" w:type="dxa"/>
+              <w:bottom w:w="40" w:type="dxa"/>
+              <w:end w:w="90" w:type="dxa"/>
+            </w:tcMar>
+          </w:tcPr>
+          <w:p>
+            <w:pPr>
+              <w:spacing w:after="0"/>
+            </w:pPr>
+            <w:r>
+              <w:rPr>
+                <w:rFonts w:ascii="Arial" w:hAnsi="Arial"/>
+                <w:b w:val="0"/>
+              </w:rPr>
+              <w:t>Nausea</w:t>
+            </w:r>
+          </w:p>
+        </w:tc>
+        <w:tc>
+          <w:tcPr>
+            <w:tcW w:type="dxa" w:w="2016"/>
+            <w:vAlign w:val="center"/>
+            <w:tcMar>
+              <w:top w:w="40" w:type="dxa"/>
+              <w:start w:w="90" w:type="dxa"/>
+              <w:bottom w:w="40" w:type="dxa"/>
+              <w:end w:w="90" w:type="dxa"/>
+            </w:tcMar>
+          </w:tcPr>
+          <w:p>
+            <w:pPr>
+              <w:spacing w:after="0"/>
+            </w:pPr>
+            <w:r>
+              <w:rPr>
+                <w:rFonts w:ascii="Arial" w:hAnsi="Arial"/>
+                <w:b w:val="0"/>
+              </w:rPr>
+              <w:t>☐</w:t>
+            </w:r>
+          </w:p>
+        </w:tc>
+        <w:tc>
+          <w:tcPr>
+            <w:tcW w:type="dxa" w:w="2016"/>
+            <w:vAlign w:val="center"/>
+            <w:tcMar>
+              <w:top w:w="40" w:type="dxa"/>
+              <w:start w:w="90" w:type="dxa"/>
+              <w:bottom w:w="40" w:type="dxa"/>
+              <w:end w:w="90" w:type="dxa"/>
+            </w:tcMar>
+          </w:tcPr>
+          <w:p>
+            <w:pPr>
+              <w:spacing w:after="0"/>
+            </w:pPr>
+            <w:r>
+              <w:rPr>
+                <w:rFonts w:ascii="Arial" w:hAnsi="Arial"/>
+                <w:b w:val="0"/>
+              </w:rPr>
+              <w:t>☐</w:t>
+            </w:r>
+          </w:p>
+        </w:tc>
+        <w:tc>
+          <w:tcPr>
+            <w:tcW w:type="dxa" w:w="2016"/>
+            <w:vAlign w:val="center"/>
+            <w:tcMar>
+              <w:top w:w="40" w:type="dxa"/>
+              <w:start w:w="90" w:type="dxa"/>
+              <w:bottom w:w="40" w:type="dxa"/>
+              <w:end w:w="90" w:type="dxa"/>
+            </w:tcMar>
+          </w:tcPr>
+          <w:p>
+            <w:pPr>
+              <w:spacing w:after="0"/>
+            </w:pPr>
+            <w:r>
+              <w:rPr>
+                <w:rFonts w:ascii="Arial" w:hAnsi="Arial"/>
+                <w:b w:val="0"/>
+              </w:rPr>
+              <w:t>☐</w:t>
+            </w:r>
+          </w:p>
+        </w:tc>
+        <w:tc>
+          <w:tcPr>
+            <w:tcW w:type="dxa" w:w="2016"/>
+            <w:vAlign w:val="center"/>
+            <w:tcMar>
+              <w:top w:w="40" w:type="dxa"/>
+              <w:start w:w="90" w:type="dxa"/>
+              <w:bottom w:w="40" w:type="dxa"/>
+              <w:end w:w="90" w:type="dxa"/>
+            </w:tcMar>
+          </w:tcPr>
+          <w:p>
+            <w:pPr>
+              <w:spacing w:after="0"/>
+            </w:pPr>
+            <w:r>
+              <w:rPr>
+                <w:rFonts w:ascii="Arial" w:hAnsi="Arial"/>
+                <w:b w:val="0"/>
+              </w:rPr>
+              <w:t>☐</w:t>
+            </w:r>
+          </w:p>
+        </w:tc>
+      </w:tr>
+      <w:tr>
+        <w:trPr>
+          <w:cantSplit/>
+        </w:trPr>
+        <w:tc>
+          <w:tcPr>
+            <w:tcW w:type="dxa" w:w="2016"/>
+            <w:vAlign w:val="center"/>
+            <w:tcMar>
+              <w:top w:w="40" w:type="dxa"/>
+              <w:start w:w="90" w:type="dxa"/>
+              <w:bottom w:w="40" w:type="dxa"/>
+              <w:end w:w="90" w:type="dxa"/>
+            </w:tcMar>
+          </w:tcPr>
+          <w:p>
+            <w:pPr>
+              <w:spacing w:after="0"/>
+            </w:pPr>
+            <w:r>
+              <w:rPr>
+                <w:rFonts w:ascii="Arial" w:hAnsi="Arial"/>
+                <w:b w:val="0"/>
+              </w:rPr>
+              <w:t>Difficulty concentrating</w:t>
+            </w:r>
+          </w:p>
+        </w:tc>
+        <w:tc>
+          <w:tcPr>
+            <w:tcW w:type="dxa" w:w="2016"/>
+            <w:vAlign w:val="center"/>
+            <w:tcMar>
+              <w:top w:w="40" w:type="dxa"/>
+              <w:start w:w="90" w:type="dxa"/>
+              <w:bottom w:w="40" w:type="dxa"/>
+              <w:end w:w="90" w:type="dxa"/>
+            </w:tcMar>
+          </w:tcPr>
+          <w:p>
+            <w:pPr>
+              <w:spacing w:after="0"/>
+            </w:pPr>
+            <w:r>
+              <w:rPr>
+                <w:rFonts w:ascii="Arial" w:hAnsi="Arial"/>
+                <w:b w:val="0"/>
+              </w:rPr>
+              <w:t>☐</w:t>
+            </w:r>
+          </w:p>
+        </w:tc>
+        <w:tc>
+          <w:tcPr>
+            <w:tcW w:type="dxa" w:w="2016"/>
+            <w:vAlign w:val="center"/>
+            <w:tcMar>
+              <w:top w:w="40" w:type="dxa"/>
+              <w:start w:w="90" w:type="dxa"/>
+              <w:bottom w:w="40" w:type="dxa"/>
+              <w:end w:w="90" w:type="dxa"/>
+            </w:tcMar>
+          </w:tcPr>
+          <w:p>
+            <w:pPr>
+              <w:spacing w:after="0"/>
+            </w:pPr>
+            <w:r>
+              <w:rPr>
+                <w:rFonts w:ascii="Arial" w:hAnsi="Arial"/>
+                <w:b w:val="0"/>
+              </w:rPr>
+              <w:t>☐</w:t>
+            </w:r>
+          </w:p>
+        </w:tc>
+        <w:tc>
+          <w:tcPr>
+            <w:tcW w:type="dxa" w:w="2016"/>
+            <w:vAlign w:val="center"/>
+            <w:tcMar>
+              <w:top w:w="40" w:type="dxa"/>
+              <w:start w:w="90" w:type="dxa"/>
+              <w:bottom w:w="40" w:type="dxa"/>
+              <w:end w:w="90" w:type="dxa"/>
+            </w:tcMar>
+          </w:tcPr>
+          <w:p>
+            <w:pPr>
+              <w:spacing w:after="0"/>
+            </w:pPr>
+            <w:r>
+              <w:rPr>
+                <w:rFonts w:ascii="Arial" w:hAnsi="Arial"/>
+                <w:b w:val="0"/>
+              </w:rPr>
+              <w:t>☐</w:t>
+            </w:r>
+          </w:p>
+        </w:tc>
+        <w:tc>
+          <w:tcPr>
+            <w:tcW w:type="dxa" w:w="2016"/>
+            <w:vAlign w:val="center"/>
+            <w:tcMar>
+              <w:top w:w="40" w:type="dxa"/>
+              <w:start w:w="90" w:type="dxa"/>
+              <w:bottom w:w="40" w:type="dxa"/>
+              <w:end w:w="90" w:type="dxa"/>
+            </w:tcMar>
+          </w:tcPr>
+          <w:p>
+            <w:pPr>
+              <w:spacing w:after="0"/>
+            </w:pPr>
+            <w:r>
+              <w:rPr>
+                <w:rFonts w:ascii="Arial" w:hAnsi="Arial"/>
+                <w:b w:val="0"/>
+              </w:rPr>
+              <w:t>☐</w:t>
+            </w:r>
+          </w:p>
+        </w:tc>
+      </w:tr>
+      <w:tr>
+        <w:trPr>
+          <w:cantSplit/>
+        </w:trPr>
+        <w:tc>
+          <w:tcPr>
+            <w:tcW w:type="dxa" w:w="2016"/>
+            <w:vAlign w:val="center"/>
+            <w:tcMar>
+              <w:top w:w="40" w:type="dxa"/>
+              <w:start w:w="90" w:type="dxa"/>
+              <w:bottom w:w="40" w:type="dxa"/>
+              <w:end w:w="90" w:type="dxa"/>
+            </w:tcMar>
+          </w:tcPr>
+          <w:p>
+            <w:pPr>
+              <w:spacing w:after="0"/>
+            </w:pPr>
+            <w:r>
+              <w:rPr>
+                <w:rFonts w:ascii="Arial" w:hAnsi="Arial"/>
+                <w:b w:val="0"/>
+              </w:rPr>
+              <w:t>Fullness of head</w:t>
+            </w:r>
+          </w:p>
+        </w:tc>
+        <w:tc>
+          <w:tcPr>
+            <w:tcW w:type="dxa" w:w="2016"/>
+            <w:vAlign w:val="center"/>
+            <w:tcMar>
+              <w:top w:w="40" w:type="dxa"/>
+              <w:start w:w="90" w:type="dxa"/>
+              <w:bottom w:w="40" w:type="dxa"/>
+              <w:end w:w="90" w:type="dxa"/>
+            </w:tcMar>
+          </w:tcPr>
+          <w:p>
+            <w:pPr>
+              <w:spacing w:after="0"/>
+            </w:pPr>
+            <w:r>
+              <w:rPr>
+                <w:rFonts w:ascii="Arial" w:hAnsi="Arial"/>
+                <w:b w:val="0"/>
+              </w:rPr>
+              <w:t>☐</w:t>
+            </w:r>
+          </w:p>
+        </w:tc>
+        <w:tc>
+          <w:tcPr>
+            <w:tcW w:type="dxa" w:w="2016"/>
+            <w:vAlign w:val="center"/>
+            <w:tcMar>
+              <w:top w:w="40" w:type="dxa"/>
+              <w:start w:w="90" w:type="dxa"/>
+              <w:bottom w:w="40" w:type="dxa"/>
+              <w:end w:w="90" w:type="dxa"/>
+            </w:tcMar>
+          </w:tcPr>
+          <w:p>
+            <w:pPr>
+              <w:spacing w:after="0"/>
+            </w:pPr>
+            <w:r>
+              <w:rPr>
+                <w:rFonts w:ascii="Arial" w:hAnsi="Arial"/>
+                <w:b w:val="0"/>
+              </w:rPr>
+              <w:t>☐</w:t>
+            </w:r>
+          </w:p>
+        </w:tc>
+        <w:tc>
+          <w:tcPr>
+            <w:tcW w:type="dxa" w:w="2016"/>
+            <w:vAlign w:val="center"/>
+            <w:tcMar>
+              <w:top w:w="40" w:type="dxa"/>
+              <w:start w:w="90" w:type="dxa"/>
+              <w:bottom w:w="40" w:type="dxa"/>
+              <w:end w:w="90" w:type="dxa"/>
+            </w:tcMar>
+          </w:tcPr>
+          <w:p>
+            <w:pPr>
+              <w:spacing w:after="0"/>
+            </w:pPr>
+            <w:r>
+              <w:rPr>
+                <w:rFonts w:ascii="Arial" w:hAnsi="Arial"/>
+                <w:b w:val="0"/>
+              </w:rPr>
+              <w:t>☐</w:t>
+            </w:r>
+          </w:p>
+        </w:tc>
+        <w:tc>
+          <w:tcPr>
+            <w:tcW w:type="dxa" w:w="2016"/>
+            <w:vAlign w:val="center"/>
+            <w:tcMar>
+              <w:top w:w="40" w:type="dxa"/>
+              <w:start w:w="90" w:type="dxa"/>
+              <w:bottom w:w="40" w:type="dxa"/>
+              <w:end w:w="90" w:type="dxa"/>
+            </w:tcMar>
+          </w:tcPr>
+          <w:p>
+            <w:pPr>
+              <w:spacing w:after="0"/>
+            </w:pPr>
+            <w:r>
+              <w:rPr>
+                <w:rFonts w:ascii="Arial" w:hAnsi="Arial"/>
+                <w:b w:val="0"/>
+              </w:rPr>
+              <w:t>☐</w:t>
+            </w:r>
+          </w:p>
+        </w:tc>
+      </w:tr>
+      <w:tr>
+        <w:trPr>
+          <w:cantSplit/>
+        </w:trPr>
+        <w:tc>
+          <w:tcPr>
+            <w:tcW w:type="dxa" w:w="2016"/>
+            <w:vAlign w:val="center"/>
+            <w:tcMar>
+              <w:top w:w="40" w:type="dxa"/>
+              <w:start w:w="90" w:type="dxa"/>
+              <w:bottom w:w="40" w:type="dxa"/>
+              <w:end w:w="90" w:type="dxa"/>
+            </w:tcMar>
+          </w:tcPr>
+          <w:p>
+            <w:pPr>
+              <w:spacing w:after="0"/>
+            </w:pPr>
+            <w:r>
+              <w:rPr>
+                <w:rFonts w:ascii="Arial" w:hAnsi="Arial"/>
+                <w:b w:val="0"/>
+              </w:rPr>
+              <w:t>Blurred vision</w:t>
+            </w:r>
+          </w:p>
+        </w:tc>
+        <w:tc>
+          <w:tcPr>
+            <w:tcW w:type="dxa" w:w="2016"/>
+            <w:vAlign w:val="center"/>
+            <w:tcMar>
+              <w:top w:w="40" w:type="dxa"/>
+              <w:start w:w="90" w:type="dxa"/>
+              <w:bottom w:w="40" w:type="dxa"/>
+              <w:end w:w="90" w:type="dxa"/>
+            </w:tcMar>
+          </w:tcPr>
+          <w:p>
+            <w:pPr>
+              <w:spacing w:after="0"/>
+            </w:pPr>
+            <w:r>
+              <w:rPr>
+                <w:rFonts w:ascii="Arial" w:hAnsi="Arial"/>
+                <w:b w:val="0"/>
+              </w:rPr>
+              <w:t>☐</w:t>
+            </w:r>
+          </w:p>
+        </w:tc>
+        <w:tc>
+          <w:tcPr>
+            <w:tcW w:type="dxa" w:w="2016"/>
+            <w:vAlign w:val="center"/>
+            <w:tcMar>
+              <w:top w:w="40" w:type="dxa"/>
+              <w:start w:w="90" w:type="dxa"/>
+              <w:bottom w:w="40" w:type="dxa"/>
+              <w:end w:w="90" w:type="dxa"/>
+            </w:tcMar>
+          </w:tcPr>
+          <w:p>
+            <w:pPr>
+              <w:spacing w:after="0"/>
+            </w:pPr>
+            <w:r>
+              <w:rPr>
+                <w:rFonts w:ascii="Arial" w:hAnsi="Arial"/>
+                <w:b w:val="0"/>
+              </w:rPr>
+              <w:t>☐</w:t>
+            </w:r>
+          </w:p>
+        </w:tc>
+        <w:tc>
+          <w:tcPr>
+            <w:tcW w:type="dxa" w:w="2016"/>
+            <w:vAlign w:val="center"/>
+            <w:tcMar>
+              <w:top w:w="40" w:type="dxa"/>
+              <w:start w:w="90" w:type="dxa"/>
+              <w:bottom w:w="40" w:type="dxa"/>
+              <w:end w:w="90" w:type="dxa"/>
+            </w:tcMar>
+          </w:tcPr>
+          <w:p>
+            <w:pPr>
+              <w:spacing w:after="0"/>
+            </w:pPr>
+            <w:r>
+              <w:rPr>
+                <w:rFonts w:ascii="Arial" w:hAnsi="Arial"/>
+                <w:b w:val="0"/>
+              </w:rPr>
+              <w:t>☐</w:t>
+            </w:r>
+          </w:p>
+        </w:tc>
+        <w:tc>
+          <w:tcPr>
+            <w:tcW w:type="dxa" w:w="2016"/>
+            <w:vAlign w:val="center"/>
+            <w:tcMar>
+              <w:top w:w="40" w:type="dxa"/>
+              <w:start w:w="90" w:type="dxa"/>
+              <w:bottom w:w="40" w:type="dxa"/>
+              <w:end w:w="90" w:type="dxa"/>
+            </w:tcMar>
+          </w:tcPr>
+          <w:p>
+            <w:pPr>
+              <w:spacing w:after="0"/>
+            </w:pPr>
+            <w:r>
+              <w:rPr>
+                <w:rFonts w:ascii="Arial" w:hAnsi="Arial"/>
+                <w:b w:val="0"/>
+              </w:rPr>
+              <w:t>☐</w:t>
+            </w:r>
+          </w:p>
+        </w:tc>
+      </w:tr>
+      <w:tr>
+        <w:trPr>
+          <w:cantSplit/>
+        </w:trPr>
+        <w:tc>
+          <w:tcPr>
+            <w:tcW w:type="dxa" w:w="2016"/>
+            <w:vAlign w:val="center"/>
+            <w:tcMar>
+              <w:top w:w="40" w:type="dxa"/>
+              <w:start w:w="90" w:type="dxa"/>
+              <w:bottom w:w="40" w:type="dxa"/>
+              <w:end w:w="90" w:type="dxa"/>
+            </w:tcMar>
+          </w:tcPr>
+          <w:p>
+            <w:pPr>
+              <w:spacing w:after="0"/>
+            </w:pPr>
+            <w:r>
+              <w:rPr>
+                <w:rFonts w:ascii="Arial" w:hAnsi="Arial"/>
+                <w:b w:val="0"/>
+              </w:rPr>
+              <w:t>Dizziness with eyes open</w:t>
+            </w:r>
+          </w:p>
+        </w:tc>
+        <w:tc>
+          <w:tcPr>
+            <w:tcW w:type="dxa" w:w="2016"/>
+            <w:vAlign w:val="center"/>
+            <w:tcMar>
+              <w:top w:w="40" w:type="dxa"/>
+              <w:start w:w="90" w:type="dxa"/>
+              <w:bottom w:w="40" w:type="dxa"/>
+              <w:end w:w="90" w:type="dxa"/>
+            </w:tcMar>
+          </w:tcPr>
+          <w:p>
+            <w:pPr>
+              <w:spacing w:after="0"/>
+            </w:pPr>
+            <w:r>
+              <w:rPr>
+                <w:rFonts w:ascii="Arial" w:hAnsi="Arial"/>
+                <w:b w:val="0"/>
+              </w:rPr>
+              <w:t>☐</w:t>
+            </w:r>
+          </w:p>
+        </w:tc>
+        <w:tc>
+          <w:tcPr>
+            <w:tcW w:type="dxa" w:w="2016"/>
+            <w:vAlign w:val="center"/>
+            <w:tcMar>
+              <w:top w:w="40" w:type="dxa"/>
+              <w:start w:w="90" w:type="dxa"/>
+              <w:bottom w:w="40" w:type="dxa"/>
+              <w:end w:w="90" w:type="dxa"/>
+            </w:tcMar>
+          </w:tcPr>
+          <w:p>
+            <w:pPr>
+              <w:spacing w:after="0"/>
+            </w:pPr>
+            <w:r>
+              <w:rPr>
+                <w:rFonts w:ascii="Arial" w:hAnsi="Arial"/>
+                <w:b w:val="0"/>
+              </w:rPr>
+              <w:t>☐</w:t>
+            </w:r>
+          </w:p>
+        </w:tc>
+        <w:tc>
+          <w:tcPr>
+            <w:tcW w:type="dxa" w:w="2016"/>
+            <w:vAlign w:val="center"/>
+            <w:tcMar>
+              <w:top w:w="40" w:type="dxa"/>
+              <w:start w:w="90" w:type="dxa"/>
+              <w:bottom w:w="40" w:type="dxa"/>
+              <w:end w:w="90" w:type="dxa"/>
+            </w:tcMar>
+          </w:tcPr>
+          <w:p>
+            <w:pPr>
+              <w:spacing w:after="0"/>
+            </w:pPr>
+            <w:r>
+              <w:rPr>
+                <w:rFonts w:ascii="Arial" w:hAnsi="Arial"/>
+                <w:b w:val="0"/>
+              </w:rPr>
+              <w:t>☐</w:t>
+            </w:r>
+          </w:p>
+        </w:tc>
+        <w:tc>
+          <w:tcPr>
+            <w:tcW w:type="dxa" w:w="2016"/>
+            <w:vAlign w:val="center"/>
+            <w:tcMar>
+              <w:top w:w="40" w:type="dxa"/>
+              <w:start w:w="90" w:type="dxa"/>
+              <w:bottom w:w="40" w:type="dxa"/>
+              <w:end w:w="90" w:type="dxa"/>
+            </w:tcMar>
+          </w:tcPr>
+          <w:p>
+            <w:pPr>
+              <w:spacing w:after="0"/>
+            </w:pPr>
+            <w:r>
+              <w:rPr>
+                <w:rFonts w:ascii="Arial" w:hAnsi="Arial"/>
+                <w:b w:val="0"/>
+              </w:rPr>
+              <w:t>☐</w:t>
+            </w:r>
+          </w:p>
+        </w:tc>
+      </w:tr>
+      <w:tr>
+        <w:trPr>
+          <w:cantSplit/>
+        </w:trPr>
+        <w:tc>
+          <w:tcPr>
+            <w:tcW w:type="dxa" w:w="2016"/>
+            <w:vAlign w:val="center"/>
+            <w:tcMar>
+              <w:top w:w="40" w:type="dxa"/>
+              <w:start w:w="90" w:type="dxa"/>
+              <w:bottom w:w="40" w:type="dxa"/>
+              <w:end w:w="90" w:type="dxa"/>
+            </w:tcMar>
+          </w:tcPr>
+          <w:p>
+            <w:pPr>
+              <w:spacing w:after="0"/>
+            </w:pPr>
+            <w:r>
+              <w:rPr>
+                <w:rFonts w:ascii="Arial" w:hAnsi="Arial"/>
+                <w:b w:val="0"/>
+              </w:rPr>
+              <w:t>Dizziness with eyes closed</w:t>
+            </w:r>
+          </w:p>
+        </w:tc>
+        <w:tc>
+          <w:tcPr>
+            <w:tcW w:type="dxa" w:w="2016"/>
+            <w:vAlign w:val="center"/>
+            <w:tcMar>
+              <w:top w:w="40" w:type="dxa"/>
+              <w:start w:w="90" w:type="dxa"/>
+              <w:bottom w:w="40" w:type="dxa"/>
+              <w:end w:w="90" w:type="dxa"/>
+            </w:tcMar>
+          </w:tcPr>
+          <w:p>
+            <w:pPr>
+              <w:spacing w:after="0"/>
+            </w:pPr>
+            <w:r>
+              <w:rPr>
+                <w:rFonts w:ascii="Arial" w:hAnsi="Arial"/>
+                <w:b w:val="0"/>
+              </w:rPr>
+              <w:t>☐</w:t>
+            </w:r>
+          </w:p>
+        </w:tc>
+        <w:tc>
+          <w:tcPr>
+            <w:tcW w:type="dxa" w:w="2016"/>
+            <w:vAlign w:val="center"/>
+            <w:tcMar>
+              <w:top w:w="40" w:type="dxa"/>
+              <w:start w:w="90" w:type="dxa"/>
+              <w:bottom w:w="40" w:type="dxa"/>
+              <w:end w:w="90" w:type="dxa"/>
+            </w:tcMar>
+          </w:tcPr>
+          <w:p>
+            <w:pPr>
+              <w:spacing w:after="0"/>
+            </w:pPr>
+            <w:r>
+              <w:rPr>
+                <w:rFonts w:ascii="Arial" w:hAnsi="Arial"/>
+                <w:b w:val="0"/>
+              </w:rPr>
+              <w:t>☐</w:t>
+            </w:r>
+          </w:p>
+        </w:tc>
+        <w:tc>
+          <w:tcPr>
+            <w:tcW w:type="dxa" w:w="2016"/>
+            <w:vAlign w:val="center"/>
+            <w:tcMar>
+              <w:top w:w="40" w:type="dxa"/>
+              <w:start w:w="90" w:type="dxa"/>
+              <w:bottom w:w="40" w:type="dxa"/>
+              <w:end w:w="90" w:type="dxa"/>
+            </w:tcMar>
+          </w:tcPr>
+          <w:p>
+            <w:pPr>
+              <w:spacing w:after="0"/>
+            </w:pPr>
+            <w:r>
+              <w:rPr>
+                <w:rFonts w:ascii="Arial" w:hAnsi="Arial"/>
+                <w:b w:val="0"/>
+              </w:rPr>
+              <w:t>☐</w:t>
+            </w:r>
+          </w:p>
+        </w:tc>
+        <w:tc>
+          <w:tcPr>
+            <w:tcW w:type="dxa" w:w="2016"/>
+            <w:vAlign w:val="center"/>
+            <w:tcMar>
+              <w:top w:w="40" w:type="dxa"/>
+              <w:start w:w="90" w:type="dxa"/>
+              <w:bottom w:w="40" w:type="dxa"/>
+              <w:end w:w="90" w:type="dxa"/>
+            </w:tcMar>
+          </w:tcPr>
+          <w:p>
+            <w:pPr>
+              <w:spacing w:after="0"/>
+            </w:pPr>
+            <w:r>
+              <w:rPr>
+                <w:rFonts w:ascii="Arial" w:hAnsi="Arial"/>
+                <w:b w:val="0"/>
+              </w:rPr>
+              <w:t>☐</w:t>
+            </w:r>
+          </w:p>
+        </w:tc>
+      </w:tr>
+      <w:tr>
+        <w:trPr>
+          <w:cantSplit/>
+        </w:trPr>
+        <w:tc>
+          <w:tcPr>
+            <w:tcW w:type="dxa" w:w="2016"/>
+            <w:vAlign w:val="center"/>
+            <w:tcMar>
+              <w:top w:w="40" w:type="dxa"/>
+              <w:start w:w="90" w:type="dxa"/>
+              <w:bottom w:w="40" w:type="dxa"/>
+              <w:end w:w="90" w:type="dxa"/>
+            </w:tcMar>
+          </w:tcPr>
+          <w:p>
+            <w:pPr>
+              <w:spacing w:after="0"/>
+            </w:pPr>
+            <w:r>
+              <w:rPr>
+                <w:rFonts w:ascii="Arial" w:hAnsi="Arial"/>
+                <w:b w:val="0"/>
+              </w:rPr>
+              <w:t>Vertigo</w:t>
+            </w:r>
+          </w:p>
+        </w:tc>
+        <w:tc>
+          <w:tcPr>
+            <w:tcW w:type="dxa" w:w="2016"/>
+            <w:vAlign w:val="center"/>
+            <w:tcMar>
+              <w:top w:w="40" w:type="dxa"/>
+              <w:start w:w="90" w:type="dxa"/>
+              <w:bottom w:w="40" w:type="dxa"/>
+              <w:end w:w="90" w:type="dxa"/>
+            </w:tcMar>
+          </w:tcPr>
+          <w:p>
+            <w:pPr>
+              <w:spacing w:after="0"/>
+            </w:pPr>
+            <w:r>
+              <w:rPr>
+                <w:rFonts w:ascii="Arial" w:hAnsi="Arial"/>
+                <w:b w:val="0"/>
+              </w:rPr>
+              <w:t>☐</w:t>
+            </w:r>
+          </w:p>
+        </w:tc>
+        <w:tc>
+          <w:tcPr>
+            <w:tcW w:type="dxa" w:w="2016"/>
+            <w:vAlign w:val="center"/>
+            <w:tcMar>
+              <w:top w:w="40" w:type="dxa"/>
+              <w:start w:w="90" w:type="dxa"/>
+              <w:bottom w:w="40" w:type="dxa"/>
+              <w:end w:w="90" w:type="dxa"/>
+            </w:tcMar>
+          </w:tcPr>
+          <w:p>
+            <w:pPr>
+              <w:spacing w:after="0"/>
+            </w:pPr>
+            <w:r>
+              <w:rPr>
+                <w:rFonts w:ascii="Arial" w:hAnsi="Arial"/>
+                <w:b w:val="0"/>
+              </w:rPr>
+              <w:t>☐</w:t>
+            </w:r>
+          </w:p>
+        </w:tc>
+        <w:tc>
+          <w:tcPr>
+            <w:tcW w:type="dxa" w:w="2016"/>
+            <w:vAlign w:val="center"/>
+            <w:tcMar>
+              <w:top w:w="40" w:type="dxa"/>
+              <w:start w:w="90" w:type="dxa"/>
+              <w:bottom w:w="40" w:type="dxa"/>
+              <w:end w:w="90" w:type="dxa"/>
+            </w:tcMar>
+          </w:tcPr>
+          <w:p>
+            <w:pPr>
+              <w:spacing w:after="0"/>
+            </w:pPr>
+            <w:r>
+              <w:rPr>
+                <w:rFonts w:ascii="Arial" w:hAnsi="Arial"/>
+                <w:b w:val="0"/>
+              </w:rPr>
+              <w:t>☐</w:t>
+            </w:r>
+          </w:p>
+        </w:tc>
+        <w:tc>
+          <w:tcPr>
+            <w:tcW w:type="dxa" w:w="2016"/>
+            <w:vAlign w:val="center"/>
+            <w:tcMar>
+              <w:top w:w="40" w:type="dxa"/>
+              <w:start w:w="90" w:type="dxa"/>
+              <w:bottom w:w="40" w:type="dxa"/>
+              <w:end w:w="90" w:type="dxa"/>
+            </w:tcMar>
+          </w:tcPr>
+          <w:p>
+            <w:pPr>
+              <w:spacing w:after="0"/>
+            </w:pPr>
+            <w:r>
+              <w:rPr>
+                <w:rFonts w:ascii="Arial" w:hAnsi="Arial"/>
+                <w:b w:val="0"/>
+              </w:rPr>
+              <w:t>☐</w:t>
+            </w:r>
+          </w:p>
+        </w:tc>
+      </w:tr>
+      <w:tr>
+        <w:trPr>
+          <w:cantSplit/>
+        </w:trPr>
+        <w:tc>
+          <w:tcPr>
+            <w:tcW w:type="dxa" w:w="2016"/>
+            <w:vAlign w:val="center"/>
+            <w:tcMar>
+              <w:top w:w="40" w:type="dxa"/>
+              <w:start w:w="90" w:type="dxa"/>
+              <w:bottom w:w="40" w:type="dxa"/>
+              <w:end w:w="90" w:type="dxa"/>
+            </w:tcMar>
+          </w:tcPr>
+          <w:p>
+            <w:pPr>
+              <w:spacing w:after="0"/>
+            </w:pPr>
+            <w:r>
+              <w:rPr>
+                <w:rFonts w:ascii="Arial" w:hAnsi="Arial"/>
+                <w:b w:val="0"/>
+              </w:rPr>
+              <w:t>Stomach awareness</w:t>
+            </w:r>
+          </w:p>
+        </w:tc>
+        <w:tc>
+          <w:tcPr>
+            <w:tcW w:type="dxa" w:w="2016"/>
+            <w:vAlign w:val="center"/>
+            <w:tcMar>
+              <w:top w:w="40" w:type="dxa"/>
+              <w:start w:w="90" w:type="dxa"/>
+              <w:bottom w:w="40" w:type="dxa"/>
+              <w:end w:w="90" w:type="dxa"/>
+            </w:tcMar>
+          </w:tcPr>
+          <w:p>
+            <w:pPr>
+              <w:spacing w:after="0"/>
+            </w:pPr>
+            <w:r>
+              <w:rPr>
+                <w:rFonts w:ascii="Arial" w:hAnsi="Arial"/>
+                <w:b w:val="0"/>
+              </w:rPr>
+              <w:t>☐</w:t>
+            </w:r>
+          </w:p>
+        </w:tc>
+        <w:tc>
+          <w:tcPr>
+            <w:tcW w:type="dxa" w:w="2016"/>
+            <w:vAlign w:val="center"/>
+            <w:tcMar>
+              <w:top w:w="40" w:type="dxa"/>
+              <w:start w:w="90" w:type="dxa"/>
+              <w:bottom w:w="40" w:type="dxa"/>
+              <w:end w:w="90" w:type="dxa"/>
+            </w:tcMar>
+          </w:tcPr>
+          <w:p>
+            <w:pPr>
+              <w:spacing w:after="0"/>
+            </w:pPr>
+            <w:r>
+              <w:rPr>
+                <w:rFonts w:ascii="Arial" w:hAnsi="Arial"/>
+                <w:b w:val="0"/>
+              </w:rPr>
+              <w:t>☐</w:t>
+            </w:r>
+          </w:p>
+        </w:tc>
+        <w:tc>
+          <w:tcPr>
+            <w:tcW w:type="dxa" w:w="2016"/>
+            <w:vAlign w:val="center"/>
+            <w:tcMar>
+              <w:top w:w="40" w:type="dxa"/>
+              <w:start w:w="90" w:type="dxa"/>
+              <w:bottom w:w="40" w:type="dxa"/>
+              <w:end w:w="90" w:type="dxa"/>
+            </w:tcMar>
+          </w:tcPr>
+          <w:p>
+            <w:pPr>
+              <w:spacing w:after="0"/>
+            </w:pPr>
+            <w:r>
+              <w:rPr>
+                <w:rFonts w:ascii="Arial" w:hAnsi="Arial"/>
+                <w:b w:val="0"/>
+              </w:rPr>
+              <w:t>☐</w:t>
+            </w:r>
+          </w:p>
+        </w:tc>
+        <w:tc>
+          <w:tcPr>
+            <w:tcW w:type="dxa" w:w="2016"/>
+            <w:vAlign w:val="center"/>
+            <w:tcMar>
+              <w:top w:w="40" w:type="dxa"/>
+              <w:start w:w="90" w:type="dxa"/>
+              <w:bottom w:w="40" w:type="dxa"/>
+              <w:end w:w="90" w:type="dxa"/>
+            </w:tcMar>
+          </w:tcPr>
+          <w:p>
+            <w:pPr>
+              <w:spacing w:after="0"/>
+            </w:pPr>
+            <w:r>
+              <w:rPr>
+                <w:rFonts w:ascii="Arial" w:hAnsi="Arial"/>
+                <w:b w:val="0"/>
+              </w:rPr>
+              <w:t>☐</w:t>
+            </w:r>
+          </w:p>
+        </w:tc>
+      </w:tr>
+      <w:tr>
+        <w:trPr>
+          <w:cantSplit/>
+        </w:trPr>
+        <w:tc>
+          <w:tcPr>
+            <w:tcW w:type="dxa" w:w="2016"/>
+            <w:vAlign w:val="center"/>
+            <w:tcMar>
+              <w:top w:w="40" w:type="dxa"/>
+              <w:start w:w="90" w:type="dxa"/>
+              <w:bottom w:w="40" w:type="dxa"/>
+              <w:end w:w="90" w:type="dxa"/>
+            </w:tcMar>
+          </w:tcPr>
+          <w:p>
+            <w:pPr>
+              <w:spacing w:after="0"/>
+            </w:pPr>
+            <w:r>
+              <w:rPr>
+                <w:rFonts w:ascii="Arial" w:hAnsi="Arial"/>
+                <w:b w:val="0"/>
+              </w:rPr>
+              <w:t>Burping</w:t>
+            </w:r>
+          </w:p>
+        </w:tc>
+        <w:tc>
+          <w:tcPr>
+            <w:tcW w:type="dxa" w:w="2016"/>
+            <w:vAlign w:val="center"/>
+            <w:tcMar>
+              <w:top w:w="40" w:type="dxa"/>
+              <w:start w:w="90" w:type="dxa"/>
+              <w:bottom w:w="40" w:type="dxa"/>
+              <w:end w:w="90" w:type="dxa"/>
+            </w:tcMar>
+          </w:tcPr>
+          <w:p>
+            <w:pPr>
+              <w:spacing w:after="0"/>
+            </w:pPr>
+            <w:r>
+              <w:rPr>
+                <w:rFonts w:ascii="Arial" w:hAnsi="Arial"/>
+                <w:b w:val="0"/>
+              </w:rPr>
+              <w:t>☐</w:t>
+            </w:r>
+          </w:p>
+        </w:tc>
+        <w:tc>
+          <w:tcPr>
+            <w:tcW w:type="dxa" w:w="2016"/>
+            <w:vAlign w:val="center"/>
+            <w:tcMar>
+              <w:top w:w="40" w:type="dxa"/>
+              <w:start w:w="90" w:type="dxa"/>
+              <w:bottom w:w="40" w:type="dxa"/>
+              <w:end w:w="90" w:type="dxa"/>
+            </w:tcMar>
+          </w:tcPr>
+          <w:p>
+            <w:pPr>
+              <w:spacing w:after="0"/>
+            </w:pPr>
+            <w:r>
+              <w:rPr>
+                <w:rFonts w:ascii="Arial" w:hAnsi="Arial"/>
+                <w:b w:val="0"/>
+              </w:rPr>
+              <w:t>☐</w:t>
+            </w:r>
+          </w:p>
+        </w:tc>
+        <w:tc>
+          <w:tcPr>
+            <w:tcW w:type="dxa" w:w="2016"/>
+            <w:vAlign w:val="center"/>
+            <w:tcMar>
+              <w:top w:w="40" w:type="dxa"/>
+              <w:start w:w="90" w:type="dxa"/>
+              <w:bottom w:w="40" w:type="dxa"/>
+              <w:end w:w="90" w:type="dxa"/>
+            </w:tcMar>
+          </w:tcPr>
+          <w:p>
+            <w:pPr>
+              <w:spacing w:after="0"/>
+            </w:pPr>
+            <w:r>
+              <w:rPr>
+                <w:rFonts w:ascii="Arial" w:hAnsi="Arial"/>
+                <w:b w:val="0"/>
+              </w:rPr>
+              <w:t>☐</w:t>
+            </w:r>
+          </w:p>
+        </w:tc>
+        <w:tc>
+          <w:tcPr>
+            <w:tcW w:type="dxa" w:w="2016"/>
+            <w:vAlign w:val="center"/>
+            <w:tcMar>
+              <w:top w:w="40" w:type="dxa"/>
+              <w:start w:w="90" w:type="dxa"/>
+              <w:bottom w:w="40" w:type="dxa"/>
               <w:end w:w="90" w:type="dxa"/>
             </w:tcMar>
           </w:tcPr>
@@ -2397,7 +3492,7 @@
           <w:rFonts w:ascii="Arial" w:hAnsi="Arial"/>
           <w:b/>
         </w:rPr>
-        <w:t>Instrument Decisions Before Submission</w:t>
+        <w:t>Administration and Scoring Decisions</w:t>
       </w:r>
     </w:p>
     <w:p>
@@ -2410,23 +3505,20 @@
           <w:rFonts w:ascii="Arial" w:hAnsi="Arial"/>
           <w:b w:val="0"/>
         </w:rPr>
-        <w:t xml:space="preserve">• </w:t>
+        <w:t>• Administer Raw NASA-TLX after each of the four blocks on 0–100 scales without pairwise weighting.</w:t>
       </w:r>
-      <w:r>
-        <w:rPr>
-          <w:rFonts w:ascii="Arial" w:hAnsi="Arial"/>
-          <w:b/>
-          <w:color w:val="9C0006"/>
-          <w:highlight w:val="yellow"/>
-        </w:rPr>
-        <w:t>OPEN DECISION:</w:t>
-      </w:r>
+    </w:p>
+    <w:p>
+      <w:pPr>
+        <w:spacing w:after="40"/>
+        <w:ind w:left="360" w:hanging="259"/>
+      </w:pPr>
       <w:r>
         <w:rPr>
           <w:rFonts w:ascii="Arial" w:hAnsi="Arial"/>
           <w:b w:val="0"/>
         </w:rPr>
-        <w:t xml:space="preserve"> Confirm whether raw NASA-TLX is the chosen workload measure and preserve its standard wording/scoring.</w:t>
+        <w:t>• Administer the complete 16-item SSQ before headset use and after headset removal, using Kennedy et al. (1993) 0–3 anchors and canonical Nausea, Oculomotor, Disorientation, and Total scores. Safety stopping uses item-level rules, not the total score.</w:t>
       </w:r>
     </w:p>
     <w:p>
@@ -2439,23 +3531,20 @@
           <w:rFonts w:ascii="Arial" w:hAnsi="Arial"/>
           <w:b w:val="0"/>
         </w:rPr>
-        <w:t xml:space="preserve">• </w:t>
+        <w:t>• Administer the nine fixed study-created items after every block and items 10–11 after gaze-contingent blocks only. Keep the order fixed to reduce administration variance.</w:t>
       </w:r>
-      <w:r>
-        <w:rPr>
-          <w:rFonts w:ascii="Arial" w:hAnsi="Arial"/>
-          <w:b/>
-          <w:color w:val="9C0006"/>
-          <w:highlight w:val="yellow"/>
-        </w:rPr>
-        <w:t>OPEN DECISION:</w:t>
-      </w:r>
+    </w:p>
+    <w:p>
+      <w:pPr>
+        <w:spacing w:after="40"/>
+        <w:ind w:left="360" w:hanging="259"/>
+      </w:pPr>
       <w:r>
         <w:rPr>
           <w:rFonts w:ascii="Arial" w:hAnsi="Arial"/>
           <w:b w:val="0"/>
         </w:rPr>
-        <w:t xml:space="preserve"> Confirm whether to use the full Simulator Sickness Questionnaire rather than the concise symptom check.</w:t>
+        <w:t>• Do not administer SUS or UEQ; overall usability is not a focal construct.</w:t>
       </w:r>
     </w:p>
     <w:p>
@@ -2468,67 +3557,16 @@
           <w:rFonts w:ascii="Arial" w:hAnsi="Arial"/>
           <w:b w:val="0"/>
         </w:rPr>
-        <w:t xml:space="preserve">• </w:t>
+        <w:t>• Eligibility/safety items are required to proceed. Other questionnaire items may be skipped. Record skipped responses as missing and do not impute them for primary analysis.</w:t>
       </w:r>
-      <w:r>
-        <w:rPr>
-          <w:rFonts w:ascii="Arial" w:hAnsi="Arial"/>
-          <w:b/>
-          <w:color w:val="9C0006"/>
-          <w:highlight w:val="yellow"/>
-        </w:rPr>
-        <w:t>OPEN DECISION:</w:t>
-      </w:r>
+    </w:p>
+    <w:p>
       <w:r>
         <w:rPr>
           <w:rFonts w:ascii="Arial" w:hAnsi="Arial"/>
           <w:b w:val="0"/>
         </w:rPr>
-        <w:t xml:space="preserve"> Identify which experience/trust/manipulation items are validated scales versus study-created items; label and analyze them accordingly.</w:t>
-      </w:r>
-    </w:p>
-    <w:p>
-      <w:pPr>
-        <w:spacing w:after="40"/>
-        <w:ind w:left="360" w:hanging="259"/>
-      </w:pPr>
-      <w:r>
-        <w:rPr>
-          <w:rFonts w:ascii="Arial" w:hAnsi="Arial"/>
-          <w:b w:val="0"/>
-        </w:rPr>
-        <w:t xml:space="preserve">• </w:t>
-      </w:r>
-      <w:r>
-        <w:rPr>
-          <w:rFonts w:ascii="Arial" w:hAnsi="Arial"/>
-          <w:b/>
-          <w:color w:val="9C0006"/>
-          <w:highlight w:val="yellow"/>
-        </w:rPr>
-        <w:t>OPEN DECISION:</w:t>
-      </w:r>
-      <w:r>
-        <w:rPr>
-          <w:rFonts w:ascii="Arial" w:hAnsi="Arial"/>
-          <w:b w:val="0"/>
-        </w:rPr>
-        <w:t xml:space="preserve"> Finalize administration timing, randomization, required/optional items, scoring, and handling of skipped responses.</w:t>
-      </w:r>
-    </w:p>
-    <w:p>
-      <w:pPr>
-        <w:spacing w:before="240"/>
-        <w:jc w:val="center"/>
-      </w:pPr>
-      <w:r>
-        <w:rPr>
-          <w:rFonts w:ascii="Arial" w:hAnsi="Arial"/>
-          <w:i/>
-          <w:color w:val="646464"/>
-          <w:sz w:val="16"/>
-        </w:rPr>
-        <w:t>Draft generated from HRP-503 - TEMPLATE - Protocol.docx structure and styles. Content source: questionnaires.md.</w:t>
+        <w:t>Reference: Kennedy, R. S., Lane, N. E., Berbaum, K. S., &amp; Lilienthal, M. G. (1993). Simulator Sickness Questionnaire. *The International Journal of Aviation Psychology, 3*(3), 203–220. https://doi.org/10.1207/s15327108ijap0303_3</w:t>
       </w:r>
     </w:p>
     <w:sectPr>

--- a/docs/irb/submission/Participant_Questionnaires_DRAFT.docx
+++ b/docs/irb/submission/Participant_Questionnaires_DRAFT.docx
@@ -68,30 +68,6 @@
             </a:graphic>
           </wp:inline>
         </w:drawing>
-      </w:r>
-    </w:p>
-    <w:p>
-      <w:pPr>
-        <w:spacing w:after="100"/>
-        <w:jc w:val="center"/>
-        <w:shd w:fill="FCE4D6"/>
-        <w:pBdr>
-          <w:top w:val="single" w:sz="4" w:color="F4B084"/>
-          <w:left w:val="single" w:sz="4" w:color="F4B084"/>
-          <w:bottom w:val="single" w:sz="4" w:color="F4B084"/>
-          <w:right w:val="single" w:sz="4" w:color="F4B084"/>
-        </w:pBdr>
-      </w:pPr>
-      <w:r>
-        <w:rPr>
-          <w:rFonts w:ascii="Arial" w:hAnsi="Arial"/>
-          <w:b/>
-          <w:color w:val="9C0006"/>
-          <w:sz w:val="18"/>
-        </w:rPr>
-        <w:t>DRAFT — NOT FOR SUBMISSION OR PARTICIPANT USE</w:t>
-        <w:br/>
-        <w:t>Complete all ADMINISTRATIVE INPUT and INSTITUTIONAL CONFIRMATION items, verify implementation, and obtain UCF approval before use.</w:t>
       </w:r>
     </w:p>
     <w:p>
